--- a/02-KONU-SINIFLARI-HAP-VE-KARMA-TESTLER/KARMA-TEST-1.docx
+++ b/02-KONU-SINIFLARI-HAP-VE-KARMA-TESTLER/KARMA-TEST-1.docx
@@ -9388,7 +9388,7 @@
           <w:sz w:val="20"/>
           <w:szCs w:val="20"/>
         </w:rPr>
-        <w:t xml:space="preserve">Gümrük Mevzuatı – Gümrük Kıymeti · Çok çıkan (47 soru) · çıkmış bilgi: 2021/4</w:t>
+        <w:t xml:space="preserve">Gümrük Mevzuatı – Gümrük Kıymeti · Çok çıkan (47 soru) · çıkmış bilgi: 2021/4, 2023/67</w:t>
       </w:r>
     </w:p>
     <w:p>
@@ -20896,7 +20896,7 @@
           <w:sz w:val="14"/>
           <w:szCs w:val="14"/>
         </w:rPr>
-        <w:t xml:space="preserve">KT1-001 | Gümrük Mevzuatı | Gümrük Kıymeti | Çok çıkan | Ö3 | Kolay | D | 2021/4 | GM-KT1</w:t>
+        <w:t xml:space="preserve">KT1-001 | Gümrük Mevzuatı | Gümrük Kıymeti | Çok çıkan | Ö3 | Kolay | D | 2021/4, 2023/67 | GM-KT1</w:t>
       </w:r>
     </w:p>
     <w:p>
